--- a/por/docx/45.content.docx
+++ b/por/docx/45.content.docx
@@ -136,13 +136,6 @@
         <w:rPr>
           <w:lang w:val="pt_PT" w:bidi="pt_PT"/>
         </w:rPr>
-      </w:r>
-      <w:r>
-        <w:rPr>
-          <w:i/>
-          <w:lang w:val="pt_PT" w:bidi="pt_PT"/>
-        </w:rPr>
-        <w:t>Romanos 1.1–2, Romanos 1.3, Romanos 1.4, Romanos 1.5, Romanos 1.8, Romanos 1.11, Romanos 1.13, Romanos 1.16, Romanos 1.17, Romanos 1.18–19, Romanos 1.20, Romanos 1.20 (#2), Romanos 1.21, Romanos 1.24, Romanos 1.26–27, Romanos 1.28, Romanos 1.29, Romanos 1.32, Romanos 1.32 (#2), Romanos 2.1, Romanos 2.2, Romanos 2.4, Romanos 2.5, Romanos 2.7, Romanos 2.8–9, Romanos 2.12, Romanos 2.13, Romanos 2.14, Romanos 2.21, Romanos 2.21–22, Romanos 2.23–24, Romanos 2.25, Romanos 2.26, Romanos 2.28–29, Romanos 2.29, Romanos 3.1–2, Romanos 3.4, Romanos 3.5–6, Romanos 3.8, Romanos 3.9–10, Romanos 3.11, Romanos 3.20, Romanos 3.20 (#2), Romanos 3.21, Romanos 3.22, Romanos 3.24, Romanos 3.25, Romanos 3.26, Romanos 3.28, Romanos 3.30, Romanos 3.31, Romanos 4.2, Romanos 4.3, Romanos 4.5, Romanos 4.6–8, Romanos 4.9–10, Romanos 4.11–12, Romanos 4.13, Romanos 4.14, Romanos 4.16, Romanos 4.17, Romanos 4.18, Romanos 4.18–19, Romanos 4.20, Romanos 4.23–24, Romanos 4.25, Romanos 5.1, Romanos 5.3–4, Romanos 5.8, Romanos 5.9, Romanos 5.10, Romanos 5.12, Romanos 5.14, Romanos 5.15, Romanos 5.16, Romanos 5.17, Romanos 5.19, Romanos 5.20, Romanos 5.20 (#2), Romanos 6.1–2, Romanos 6.3, Romanos 6.4, Romanos 6.5, Romanos 6.6, Romanos 6.9, Romanos 6.10, Romanos 6.10–11, Romanos 6.10–11 (#2), Romanos 6.13, Romanos 6.14, Romanos 6.18–19, Romanos 6.22, Romanos 6.23, Romanos 6.23 (#2), Romanos 7.1, Romanos 7.2, Romanos 7.3, Romanos 7.4, Romanos 7.4 (#2), Romanos 7.7, Romanos 7.7 (#2), Romanos 7.8, Romanos 7.12, Romanos 7.13, Romanos 7.16, Romanos 7.17, Romanos 7.18, Romanos 7.21, Romanos 7.22, Romanos 7.23, Romanos 7.25, Romanos 8.2, Romanos 8.3, Romanos 8.4–5, Romanos 8.7, Romanos 8.9, Romanos 8.11, Romanos 8.14, Romanos 8.15, Romanos 8.17, Romanos 8.18–19, Romanos 8.21, Romanos 8.21 (#2), Romanos 8.23–25, Romanos 8.26–27, Romanos 8.28, Romanos 8.29, Romanos 8.30, Romanos 8.32, Romanos 8.34, Romanos 8.37, Romanos 8.39, Romanos 9.3, Romanos 9.4, Romanos 9.6–7, Romanos 9.8, Romanos 9.8 (#2), Romanos 9.10–12, Romanos 9.14–16, Romanos 9.16, Romanos 9.20, Romanos 9.22, Romanos 9.23, Romanos 9.24, Romanos 9.27, Romanos 9.30, Romanos 9.32, Romanos 9.32–33, Romanos 9.33, Romanos 10.1, Romanos 10.3, Romanos 10.3 (#2), Romanos 10.4, Romanos 10.8, Romanos 10.9, Romanos 10.13, Romanos 10.14–15, Romanos 10.17, Romanos 10.18, Romanos 10.19, Romanos 10.21, Romanos 11.1, Romanos 11.5, Romanos 11.7, Romanos 11.8, Romanos 11.11, Romanos 11.11 (#2), Romanos 11.13–17, Romanos 11.18, Romanos 11.20–21, Romanos 11.23–24, Romanos 11.25, Romanos 11.28–29, Romanos 11.30–32, Romanos 11.30–32 (#2), Romanos 11.33–34, Romanos 11.36, Romanos 12.1, Romanos 12.2, Romanos 12.3, Romanos 12.4–5, Romanos 12.6, Romanos 12.10, Romanos 12.13, Romanos 12.14, Romanos 12.16, Romanos 12.18, Romanos 12.19, Romanos 12.21, Romanos 13.1, Romanos 13.2, Romanos 13.3, Romanos 13.4, Romanos 13.6, Romanos 13.8, Romanos 13.8 (#2), Romanos 13.9, Romanos 13.10, Romanos 13.12, Romanos 13.13, Romanos 13.14, Romanos 14.2, Romanos 14.3, Romanos 14.3–4, Romanos 14.5, Romanos 14.7–8, Romanos 14.10, Romanos 14.13, Romanos 14.14, Romanos 14.17, Romanos 14.21, Romanos 14.23, Romanos 15.1–2, Romanos 15.3, Romanos 15.4, Romanos 15.5, Romanos 15.8–9, Romanos 15.10–11, Romanos 15.13, Romanos 15.16, Romanos 15.18–19, Romanos 15.20–21, Romanos 15.24, Romanos 15.25, Romanos 15.27, Romanos 15.31, Romanos 16.1–2, Romanos 16.4, Romanos 16.5, Romanos 16.7, Romanos 16.16, Romanos 16.17, Romanos 16.17–18, Romanos 16.19, Romanos 16.20, Romanos 16.22, Romanos 16.23, Romanos 16.25–26, Romanos 16.26</w:t>
       </w:r>
       <w:r>
         <w:rPr>

--- a/por/docx/45.content.docx
+++ b/por/docx/45.content.docx
@@ -123,19 +123,6 @@
           <w:lang w:val="pt_PT" w:bidi="pt_PT"/>
         </w:rPr>
         <w:t>ROM</w:t>
-      </w:r>
-      <w:r>
-        <w:rPr>
-          <w:lang w:val="pt_PT" w:bidi="pt_PT"/>
-        </w:rPr>
-      </w:r>
-    </w:p>
-    <w:p>
-      <w:pPr/>
-      <w:r>
-        <w:rPr>
-          <w:lang w:val="pt_PT" w:bidi="pt_PT"/>
-        </w:rPr>
       </w:r>
       <w:r>
         <w:rPr>

--- a/por/docx/45.content.docx
+++ b/por/docx/45.content.docx
@@ -19,7 +19,7 @@
         <w:rPr>
           <w:lang w:val="pt_PT" w:bidi="pt_PT"/>
         </w:rPr>
-        <w:t>Resource: Perguntas de Tradução (unfoldingWord)</w:t>
+        <w:t>Resource: unfoldingWord® Translation Questions</w:t>
       </w:r>
       <w:r>
         <w:rPr>
@@ -85,7 +85,7 @@
         <w:rPr>
           <w:lang w:val="pt_PT" w:bidi="pt_PT"/>
         </w:rPr>
-        <w:t>Perguntas de Tradução (unfoldingWord)</w:t>
+        <w:t>unfoldingWord® Translation Questions</w:t>
       </w:r>
     </w:p>
     <w:p>
